--- a/eCommerce Proposal.docx
+++ b/eCommerce Proposal.docx
@@ -402,6 +402,7 @@
                                   <w:dataBinding w:prefixMappings="xmlns:ns0='http://purl.org/dc/elements/1.1/' xmlns:ns1='http://schemas.openxmlformats.org/package/2006/metadata/core-properties' " w:xpath="/ns1:coreProperties[1]/ns0:subject[1]" w:storeItemID="{6C3C8BC8-F283-45AE-878A-BAB7291924A1}"/>
                                   <w:text/>
                                 </w:sdtPr>
+                                <w:sdtEndPr/>
                                 <w:sdtContent>
                                   <w:p>
                                     <w:pPr>
@@ -507,6 +508,7 @@
                             <w:dataBinding w:prefixMappings="xmlns:ns0='http://purl.org/dc/elements/1.1/' xmlns:ns1='http://schemas.openxmlformats.org/package/2006/metadata/core-properties' " w:xpath="/ns1:coreProperties[1]/ns0:subject[1]" w:storeItemID="{6C3C8BC8-F283-45AE-878A-BAB7291924A1}"/>
                             <w:text/>
                           </w:sdtPr>
+                          <w:sdtEndPr/>
                           <w:sdtContent>
                             <w:p>
                               <w:pPr>
@@ -620,6 +622,7 @@
                                   <w:dataBinding w:prefixMappings="xmlns:ns0='http://purl.org/dc/elements/1.1/' xmlns:ns1='http://schemas.openxmlformats.org/package/2006/metadata/core-properties' " w:xpath="/ns1:coreProperties[1]/ns0:creator[1]" w:storeItemID="{6C3C8BC8-F283-45AE-878A-BAB7291924A1}"/>
                                   <w:text/>
                                 </w:sdtPr>
+                                <w:sdtEndPr/>
                                 <w:sdtContent>
                                   <w:p>
                                     <w:pPr>
@@ -637,7 +640,7 @@
                                         <w:sz w:val="28"/>
                                         <w:szCs w:val="28"/>
                                       </w:rPr>
-                                      <w:t xml:space="preserve">Audréane Deschênes (2072658), Victor Fortin (6385988), George Vogas (2480396), Lucas Coveyduck (2478812) </w:t>
+                                      <w:t>Audréane Deschênes (2072658), Victor Fortin (6385988), George Vogas (2480396), Lucas Coveyduck (2478812)</w:t>
                                     </w:r>
                                   </w:p>
                                 </w:sdtContent>
@@ -691,6 +694,7 @@
                             <w:dataBinding w:prefixMappings="xmlns:ns0='http://purl.org/dc/elements/1.1/' xmlns:ns1='http://schemas.openxmlformats.org/package/2006/metadata/core-properties' " w:xpath="/ns1:coreProperties[1]/ns0:creator[1]" w:storeItemID="{6C3C8BC8-F283-45AE-878A-BAB7291924A1}"/>
                             <w:text/>
                           </w:sdtPr>
+                          <w:sdtEndPr/>
                           <w:sdtContent>
                             <w:p>
                               <w:pPr>
@@ -708,7 +712,7 @@
                                   <w:sz w:val="28"/>
                                   <w:szCs w:val="28"/>
                                 </w:rPr>
-                                <w:t xml:space="preserve">Audréane Deschênes (2072658), Victor Fortin (6385988), George Vogas (2480396), Lucas Coveyduck (2478812) </w:t>
+                                <w:t>Audréane Deschênes (2072658), Victor Fortin (6385988), George Vogas (2480396), Lucas Coveyduck (2478812)</w:t>
                               </w:r>
                             </w:p>
                           </w:sdtContent>
@@ -828,6 +832,7 @@
                                     <w:dataBinding w:prefixMappings="xmlns:ns0='http://schemas.microsoft.com/office/2006/coverPageProps' " w:xpath="/ns0:CoverPageProperties[1]/ns0:Abstract[1]" w:storeItemID="{55AF091B-3C7A-41E3-B477-F2FDAA23CFDA}"/>
                                     <w:text w:multiLine="1"/>
                                   </w:sdtPr>
+                                  <w:sdtEndPr/>
                                   <w:sdtContent>
                                     <w:r>
                                       <w:rPr>
@@ -939,6 +944,7 @@
                               <w:dataBinding w:prefixMappings="xmlns:ns0='http://schemas.microsoft.com/office/2006/coverPageProps' " w:xpath="/ns0:CoverPageProperties[1]/ns0:Abstract[1]" w:storeItemID="{55AF091B-3C7A-41E3-B477-F2FDAA23CFDA}"/>
                               <w:text w:multiLine="1"/>
                             </w:sdtPr>
+                            <w:sdtEndPr/>
                             <w:sdtContent>
                               <w:r>
                                 <w:rPr>
@@ -1552,7 +1558,13 @@
         <w:t>for,</w:t>
       </w:r>
       <w:r>
-        <w:t xml:space="preserve"> so it is official and professional. </w:t>
+        <w:t xml:space="preserve"> so it </w:t>
+      </w:r>
+      <w:r>
+        <w:t>looks</w:t>
+      </w:r>
+      <w:r>
+        <w:t xml:space="preserve"> official and professional. </w:t>
       </w:r>
     </w:p>
     <w:sectPr>

--- a/eCommerce Proposal.docx
+++ b/eCommerce Proposal.docx
@@ -402,7 +402,6 @@
                                   <w:dataBinding w:prefixMappings="xmlns:ns0='http://purl.org/dc/elements/1.1/' xmlns:ns1='http://schemas.openxmlformats.org/package/2006/metadata/core-properties' " w:xpath="/ns1:coreProperties[1]/ns0:subject[1]" w:storeItemID="{6C3C8BC8-F283-45AE-878A-BAB7291924A1}"/>
                                   <w:text/>
                                 </w:sdtPr>
-                                <w:sdtEndPr/>
                                 <w:sdtContent>
                                   <w:p>
                                     <w:pPr>
@@ -508,7 +507,6 @@
                             <w:dataBinding w:prefixMappings="xmlns:ns0='http://purl.org/dc/elements/1.1/' xmlns:ns1='http://schemas.openxmlformats.org/package/2006/metadata/core-properties' " w:xpath="/ns1:coreProperties[1]/ns0:subject[1]" w:storeItemID="{6C3C8BC8-F283-45AE-878A-BAB7291924A1}"/>
                             <w:text/>
                           </w:sdtPr>
-                          <w:sdtEndPr/>
                           <w:sdtContent>
                             <w:p>
                               <w:pPr>
@@ -622,7 +620,6 @@
                                   <w:dataBinding w:prefixMappings="xmlns:ns0='http://purl.org/dc/elements/1.1/' xmlns:ns1='http://schemas.openxmlformats.org/package/2006/metadata/core-properties' " w:xpath="/ns1:coreProperties[1]/ns0:creator[1]" w:storeItemID="{6C3C8BC8-F283-45AE-878A-BAB7291924A1}"/>
                                   <w:text/>
                                 </w:sdtPr>
-                                <w:sdtEndPr/>
                                 <w:sdtContent>
                                   <w:p>
                                     <w:pPr>
@@ -640,7 +637,43 @@
                                         <w:sz w:val="28"/>
                                         <w:szCs w:val="28"/>
                                       </w:rPr>
-                                      <w:t>Audréane Deschênes (2072658), Victor Fortin (6385988), George Vogas (2480396), Lucas Coveyduck (2478812)</w:t>
+                                      <w:t xml:space="preserve">Audréane Deschênes (2072658), Victor Fortin (6385988), George </w:t>
+                                    </w:r>
+                                    <w:proofErr w:type="spellStart"/>
+                                    <w:r>
+                                      <w:rPr>
+                                        <w:color w:val="595959" w:themeColor="text1" w:themeTint="A6"/>
+                                        <w:sz w:val="28"/>
+                                        <w:szCs w:val="28"/>
+                                      </w:rPr>
+                                      <w:t>Vogas</w:t>
+                                    </w:r>
+                                    <w:proofErr w:type="spellEnd"/>
+                                    <w:r>
+                                      <w:rPr>
+                                        <w:color w:val="595959" w:themeColor="text1" w:themeTint="A6"/>
+                                        <w:sz w:val="28"/>
+                                        <w:szCs w:val="28"/>
+                                      </w:rPr>
+                                      <w:t xml:space="preserve"> (2480396), Lucas </w:t>
+                                    </w:r>
+                                    <w:proofErr w:type="spellStart"/>
+                                    <w:r>
+                                      <w:rPr>
+                                        <w:color w:val="595959" w:themeColor="text1" w:themeTint="A6"/>
+                                        <w:sz w:val="28"/>
+                                        <w:szCs w:val="28"/>
+                                      </w:rPr>
+                                      <w:t>Coveyduck</w:t>
+                                    </w:r>
+                                    <w:proofErr w:type="spellEnd"/>
+                                    <w:r>
+                                      <w:rPr>
+                                        <w:color w:val="595959" w:themeColor="text1" w:themeTint="A6"/>
+                                        <w:sz w:val="28"/>
+                                        <w:szCs w:val="28"/>
+                                      </w:rPr>
+                                      <w:t xml:space="preserve"> (2478812)</w:t>
                                     </w:r>
                                   </w:p>
                                 </w:sdtContent>
@@ -694,7 +727,6 @@
                             <w:dataBinding w:prefixMappings="xmlns:ns0='http://purl.org/dc/elements/1.1/' xmlns:ns1='http://schemas.openxmlformats.org/package/2006/metadata/core-properties' " w:xpath="/ns1:coreProperties[1]/ns0:creator[1]" w:storeItemID="{6C3C8BC8-F283-45AE-878A-BAB7291924A1}"/>
                             <w:text/>
                           </w:sdtPr>
-                          <w:sdtEndPr/>
                           <w:sdtContent>
                             <w:p>
                               <w:pPr>
@@ -712,7 +744,43 @@
                                   <w:sz w:val="28"/>
                                   <w:szCs w:val="28"/>
                                 </w:rPr>
-                                <w:t>Audréane Deschênes (2072658), Victor Fortin (6385988), George Vogas (2480396), Lucas Coveyduck (2478812)</w:t>
+                                <w:t xml:space="preserve">Audréane Deschênes (2072658), Victor Fortin (6385988), George </w:t>
+                              </w:r>
+                              <w:proofErr w:type="spellStart"/>
+                              <w:r>
+                                <w:rPr>
+                                  <w:color w:val="595959" w:themeColor="text1" w:themeTint="A6"/>
+                                  <w:sz w:val="28"/>
+                                  <w:szCs w:val="28"/>
+                                </w:rPr>
+                                <w:t>Vogas</w:t>
+                              </w:r>
+                              <w:proofErr w:type="spellEnd"/>
+                              <w:r>
+                                <w:rPr>
+                                  <w:color w:val="595959" w:themeColor="text1" w:themeTint="A6"/>
+                                  <w:sz w:val="28"/>
+                                  <w:szCs w:val="28"/>
+                                </w:rPr>
+                                <w:t xml:space="preserve"> (2480396), Lucas </w:t>
+                              </w:r>
+                              <w:proofErr w:type="spellStart"/>
+                              <w:r>
+                                <w:rPr>
+                                  <w:color w:val="595959" w:themeColor="text1" w:themeTint="A6"/>
+                                  <w:sz w:val="28"/>
+                                  <w:szCs w:val="28"/>
+                                </w:rPr>
+                                <w:t>Coveyduck</w:t>
+                              </w:r>
+                              <w:proofErr w:type="spellEnd"/>
+                              <w:r>
+                                <w:rPr>
+                                  <w:color w:val="595959" w:themeColor="text1" w:themeTint="A6"/>
+                                  <w:sz w:val="28"/>
+                                  <w:szCs w:val="28"/>
+                                </w:rPr>
+                                <w:t xml:space="preserve"> (2478812)</w:t>
                               </w:r>
                             </w:p>
                           </w:sdtContent>
@@ -832,7 +900,6 @@
                                     <w:dataBinding w:prefixMappings="xmlns:ns0='http://schemas.microsoft.com/office/2006/coverPageProps' " w:xpath="/ns0:CoverPageProperties[1]/ns0:Abstract[1]" w:storeItemID="{55AF091B-3C7A-41E3-B477-F2FDAA23CFDA}"/>
                                     <w:text w:multiLine="1"/>
                                   </w:sdtPr>
-                                  <w:sdtEndPr/>
                                   <w:sdtContent>
                                     <w:r>
                                       <w:rPr>
@@ -944,7 +1011,6 @@
                               <w:dataBinding w:prefixMappings="xmlns:ns0='http://schemas.microsoft.com/office/2006/coverPageProps' " w:xpath="/ns0:CoverPageProperties[1]/ns0:Abstract[1]" w:storeItemID="{55AF091B-3C7A-41E3-B477-F2FDAA23CFDA}"/>
                               <w:text w:multiLine="1"/>
                             </w:sdtPr>
-                            <w:sdtEndPr/>
                             <w:sdtContent>
                               <w:r>
                                 <w:rPr>
@@ -1565,6 +1631,12 @@
       </w:r>
       <w:r>
         <w:t xml:space="preserve"> official and professional. </w:t>
+      </w:r>
+      <w:r>
+        <w:t xml:space="preserve">However, before we deploy this </w:t>
+      </w:r>
+      <w:r>
+        <w:t xml:space="preserve">website, it will need to be approved by the client. Once we have the approval, then we will publish it online. </w:t>
       </w:r>
     </w:p>
     <w:sectPr>

--- a/eCommerce Proposal.docx
+++ b/eCommerce Proposal.docx
@@ -1,6 +1,6 @@
 
 <file path=word/document.xml><?xml version="1.0" encoding="utf-8"?>
-<w:document xmlns:wpc="http://schemas.microsoft.com/office/word/2010/wordprocessingCanvas" xmlns:cx="http://schemas.microsoft.com/office/drawing/2014/chartex" xmlns:cx1="http://schemas.microsoft.com/office/drawing/2015/9/8/chartex" xmlns:cx2="http://schemas.microsoft.com/office/drawing/2015/10/21/chartex" xmlns:cx3="http://schemas.microsoft.com/office/drawing/2016/5/9/chartex" xmlns:cx4="http://schemas.microsoft.com/office/drawing/2016/5/10/chartex" xmlns:cx5="http://schemas.microsoft.com/office/drawing/2016/5/11/chartex" xmlns:cx6="http://schemas.microsoft.com/office/drawing/2016/5/12/chartex" xmlns:cx7="http://schemas.microsoft.com/office/drawing/2016/5/13/chartex" xmlns:cx8="http://schemas.microsoft.com/office/drawing/2016/5/14/chartex" xmlns:mc="http://schemas.openxmlformats.org/markup-compatibility/2006" xmlns:aink="http://schemas.microsoft.com/office/drawing/2016/ink" xmlns:am3d="http://schemas.microsoft.com/office/drawing/2017/model3d" xmlns:o="urn:schemas-microsoft-com:office:office" xmlns:oel="http://schemas.microsoft.com/office/2019/extlst" xmlns:r="http://schemas.openxmlformats.org/officeDocument/2006/relationships" xmlns:m="http://schemas.openxmlformats.org/officeDocument/2006/math" xmlns:v="urn:schemas-microsoft-com:vml" xmlns:wp14="http://schemas.microsoft.com/office/word/2010/wordprocessingDrawing" xmlns:wp="http://schemas.openxmlformats.org/drawingml/2006/wordprocessingDrawing" xmlns:w10="urn:schemas-microsoft-com:office:word" xmlns:w="http://schemas.openxmlformats.org/wordprocessingml/2006/main" xmlns:w14="http://schemas.microsoft.com/office/word/2010/wordml" xmlns:w15="http://schemas.microsoft.com/office/word/2012/wordml" xmlns:w16cex="http://schemas.microsoft.com/office/word/2018/wordml/cex" xmlns:w16cid="http://schemas.microsoft.com/office/word/2016/wordml/cid" xmlns:w16="http://schemas.microsoft.com/office/word/2018/wordml" xmlns:w16sdtdh="http://schemas.microsoft.com/office/word/2020/wordml/sdtdatahash" xmlns:w16se="http://schemas.microsoft.com/office/word/2015/wordml/symex" xmlns:wpg="http://schemas.microsoft.com/office/word/2010/wordprocessingGroup" xmlns:wpi="http://schemas.microsoft.com/office/word/2010/wordprocessingInk" xmlns:wne="http://schemas.microsoft.com/office/word/2006/wordml" xmlns:wps="http://schemas.microsoft.com/office/word/2010/wordprocessingShape" mc:Ignorable="w14 w15 w16se w16cid w16 w16cex w16sdtdh wp14">
+<w:document xmlns:wpc="http://schemas.microsoft.com/office/word/2010/wordprocessingCanvas" xmlns:cx="http://schemas.microsoft.com/office/drawing/2014/chartex" xmlns:cx1="http://schemas.microsoft.com/office/drawing/2015/9/8/chartex" xmlns:cx2="http://schemas.microsoft.com/office/drawing/2015/10/21/chartex" xmlns:cx3="http://schemas.microsoft.com/office/drawing/2016/5/9/chartex" xmlns:cx4="http://schemas.microsoft.com/office/drawing/2016/5/10/chartex" xmlns:cx5="http://schemas.microsoft.com/office/drawing/2016/5/11/chartex" xmlns:cx6="http://schemas.microsoft.com/office/drawing/2016/5/12/chartex" xmlns:cx7="http://schemas.microsoft.com/office/drawing/2016/5/13/chartex" xmlns:cx8="http://schemas.microsoft.com/office/drawing/2016/5/14/chartex" xmlns:mc="http://schemas.openxmlformats.org/markup-compatibility/2006" xmlns:aink="http://schemas.microsoft.com/office/drawing/2016/ink" xmlns:am3d="http://schemas.microsoft.com/office/drawing/2017/model3d" xmlns:o="urn:schemas-microsoft-com:office:office" xmlns:oel="http://schemas.microsoft.com/office/2019/extlst" xmlns:r="http://schemas.openxmlformats.org/officeDocument/2006/relationships" xmlns:m="http://schemas.openxmlformats.org/officeDocument/2006/math" xmlns:v="urn:schemas-microsoft-com:vml" xmlns:wp14="http://schemas.microsoft.com/office/word/2010/wordprocessingDrawing" xmlns:wp="http://schemas.openxmlformats.org/drawingml/2006/wordprocessingDrawing" xmlns:w10="urn:schemas-microsoft-com:office:word" xmlns:w="http://schemas.openxmlformats.org/wordprocessingml/2006/main" xmlns:w14="http://schemas.microsoft.com/office/word/2010/wordml" xmlns:w15="http://schemas.microsoft.com/office/word/2012/wordml" xmlns:w16cex="http://schemas.microsoft.com/office/word/2018/wordml/cex" xmlns:w16cid="http://schemas.microsoft.com/office/word/2016/wordml/cid" xmlns:w16="http://schemas.microsoft.com/office/word/2018/wordml" xmlns:w16du="http://schemas.microsoft.com/office/word/2023/wordml/word16du" xmlns:w16sdtdh="http://schemas.microsoft.com/office/word/2020/wordml/sdtdatahash" xmlns:w16sdtfl="http://schemas.microsoft.com/office/word/2024/wordml/sdtformatlock" xmlns:w16se="http://schemas.microsoft.com/office/word/2015/wordml/symex" xmlns:wpg="http://schemas.microsoft.com/office/word/2010/wordprocessingGroup" xmlns:wpi="http://schemas.microsoft.com/office/word/2010/wordprocessingInk" xmlns:wne="http://schemas.microsoft.com/office/word/2006/wordml" xmlns:wps="http://schemas.microsoft.com/office/word/2010/wordprocessingShape" mc:Ignorable="w14 w15 w16se w16cid w16 w16cex w16sdtdh w16sdtfl w16du wp14">
   <w:body>
     <w:sdt>
       <w:sdtPr>
@@ -544,7 +544,8 @@
               <w:noProof/>
             </w:rPr>
             <w:sectPr>
-              <w:footerReference w:type="first" r:id="rId10"/>
+              <w:footerReference w:type="default" r:id="rId10"/>
+              <w:footerReference w:type="first" r:id="rId11"/>
               <w:pgSz w:w="12240" w:h="15840"/>
               <w:pgMar w:top="1440" w:right="1440" w:bottom="1440" w:left="1440" w:header="720" w:footer="720" w:gutter="0"/>
               <w:pgNumType w:start="0"/>
@@ -560,15 +561,15 @@
             <mc:AlternateContent>
               <mc:Choice Requires="wps">
                 <w:drawing>
-                  <wp:anchor distT="0" distB="0" distL="114300" distR="114300" simplePos="0" relativeHeight="251660288" behindDoc="0" locked="0" layoutInCell="1" allowOverlap="1" wp14:anchorId="561741BF" wp14:editId="43EBEF79">
+                  <wp:anchor distT="0" distB="0" distL="114300" distR="114300" simplePos="0" relativeHeight="251660288" behindDoc="0" locked="0" layoutInCell="1" allowOverlap="1" wp14:anchorId="561741BF" wp14:editId="712BF492">
                     <wp:simplePos x="0" y="0"/>
-                    <wp:positionH relativeFrom="margin">
-                      <wp:align>left</wp:align>
+                    <wp:positionH relativeFrom="page">
+                      <wp:posOffset>762000</wp:posOffset>
                     </wp:positionH>
                     <wp:positionV relativeFrom="page">
                       <wp:posOffset>8229600</wp:posOffset>
                     </wp:positionV>
-                    <wp:extent cx="6637655" cy="914400"/>
+                    <wp:extent cx="6790055" cy="914400"/>
                     <wp:effectExtent l="0" t="0" r="0" b="8255"/>
                     <wp:wrapSquare wrapText="bothSides"/>
                     <wp:docPr id="152" name="Text Box 52"/>
@@ -580,7 +581,7 @@
                           <wps:spPr>
                             <a:xfrm>
                               <a:off x="0" y="0"/>
-                              <a:ext cx="6637655" cy="914400"/>
+                              <a:ext cx="6790055" cy="914400"/>
                             </a:xfrm>
                             <a:prstGeom prst="rect">
                               <a:avLst/>
@@ -637,43 +638,47 @@
                                         <w:sz w:val="28"/>
                                         <w:szCs w:val="28"/>
                                       </w:rPr>
-                                      <w:t xml:space="preserve">Audréane Deschênes (2072658), Victor Fortin (6385988), George </w:t>
+                                      <w:t xml:space="preserve">Victor Fortin (6385988), </w:t>
                                     </w:r>
-                                    <w:proofErr w:type="spellStart"/>
                                     <w:r>
                                       <w:rPr>
                                         <w:color w:val="595959" w:themeColor="text1" w:themeTint="A6"/>
                                         <w:sz w:val="28"/>
                                         <w:szCs w:val="28"/>
                                       </w:rPr>
-                                      <w:t>Vogas</w:t>
+                                      <w:t>Audréane Deschênes (2072658)</w:t>
                                     </w:r>
-                                    <w:proofErr w:type="spellEnd"/>
                                     <w:r>
                                       <w:rPr>
                                         <w:color w:val="595959" w:themeColor="text1" w:themeTint="A6"/>
                                         <w:sz w:val="28"/>
                                         <w:szCs w:val="28"/>
                                       </w:rPr>
-                                      <w:t xml:space="preserve"> (2480396), Lucas </w:t>
+                                      <w:t>,</w:t>
                                     </w:r>
-                                    <w:proofErr w:type="spellStart"/>
                                     <w:r>
                                       <w:rPr>
                                         <w:color w:val="595959" w:themeColor="text1" w:themeTint="A6"/>
                                         <w:sz w:val="28"/>
                                         <w:szCs w:val="28"/>
                                       </w:rPr>
-                                      <w:t>Coveyduck</w:t>
+                                      <w:t xml:space="preserve"> </w:t>
                                     </w:r>
-                                    <w:proofErr w:type="spellEnd"/>
                                     <w:r>
                                       <w:rPr>
                                         <w:color w:val="595959" w:themeColor="text1" w:themeTint="A6"/>
                                         <w:sz w:val="28"/>
                                         <w:szCs w:val="28"/>
                                       </w:rPr>
-                                      <w:t xml:space="preserve"> (2478812)</w:t>
+                                      <w:t xml:space="preserve">Section 1: </w:t>
+                                    </w:r>
+                                    <w:r>
+                                      <w:rPr>
+                                        <w:color w:val="595959" w:themeColor="text1" w:themeTint="A6"/>
+                                        <w:sz w:val="28"/>
+                                        <w:szCs w:val="28"/>
+                                      </w:rPr>
+                                      <w:t>Jonathan Morin (6240678)</w:t>
                                     </w:r>
                                   </w:p>
                                 </w:sdtContent>
@@ -711,7 +716,7 @@
               </mc:Choice>
               <mc:Fallback>
                 <w:pict>
-                  <v:shape w14:anchorId="561741BF" id="Text Box 52" o:spid="_x0000_s1027" type="#_x0000_t202" style="position:absolute;margin-left:0;margin-top:9in;width:522.65pt;height:1in;z-index:251660288;visibility:visible;mso-wrap-style:square;mso-width-percent:0;mso-height-percent:92;mso-wrap-distance-left:9pt;mso-wrap-distance-top:0;mso-wrap-distance-right:9pt;mso-wrap-distance-bottom:0;mso-position-horizontal:left;mso-position-horizontal-relative:margin;mso-position-vertical:absolute;mso-position-vertical-relative:page;mso-width-percent:0;mso-height-percent:92;mso-width-relative:page;mso-height-relative:page;v-text-anchor:bottom" o:gfxdata="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" filled="f" stroked="f" strokeweight=".5pt">
+                  <v:shape w14:anchorId="561741BF" id="Text Box 52" o:spid="_x0000_s1027" type="#_x0000_t202" style="position:absolute;margin-left:60pt;margin-top:9in;width:534.65pt;height:1in;z-index:251660288;visibility:visible;mso-wrap-style:square;mso-width-percent:0;mso-height-percent:92;mso-wrap-distance-left:9pt;mso-wrap-distance-top:0;mso-wrap-distance-right:9pt;mso-wrap-distance-bottom:0;mso-position-horizontal:absolute;mso-position-horizontal-relative:page;mso-position-vertical:absolute;mso-position-vertical-relative:page;mso-width-percent:0;mso-height-percent:92;mso-width-relative:page;mso-height-relative:page;v-text-anchor:bottom" o:gfxdata="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" filled="f" stroked="f" strokeweight=".5pt">
                     <v:textbox inset="126pt,0,54pt,0">
                       <w:txbxContent>
                         <w:sdt>
@@ -744,43 +749,47 @@
                                   <w:sz w:val="28"/>
                                   <w:szCs w:val="28"/>
                                 </w:rPr>
-                                <w:t xml:space="preserve">Audréane Deschênes (2072658), Victor Fortin (6385988), George </w:t>
+                                <w:t xml:space="preserve">Victor Fortin (6385988), </w:t>
                               </w:r>
-                              <w:proofErr w:type="spellStart"/>
                               <w:r>
                                 <w:rPr>
                                   <w:color w:val="595959" w:themeColor="text1" w:themeTint="A6"/>
                                   <w:sz w:val="28"/>
                                   <w:szCs w:val="28"/>
                                 </w:rPr>
-                                <w:t>Vogas</w:t>
+                                <w:t>Audréane Deschênes (2072658)</w:t>
                               </w:r>
-                              <w:proofErr w:type="spellEnd"/>
                               <w:r>
                                 <w:rPr>
                                   <w:color w:val="595959" w:themeColor="text1" w:themeTint="A6"/>
                                   <w:sz w:val="28"/>
                                   <w:szCs w:val="28"/>
                                 </w:rPr>
-                                <w:t xml:space="preserve"> (2480396), Lucas </w:t>
+                                <w:t>,</w:t>
                               </w:r>
-                              <w:proofErr w:type="spellStart"/>
                               <w:r>
                                 <w:rPr>
                                   <w:color w:val="595959" w:themeColor="text1" w:themeTint="A6"/>
                                   <w:sz w:val="28"/>
                                   <w:szCs w:val="28"/>
                                 </w:rPr>
-                                <w:t>Coveyduck</w:t>
+                                <w:t xml:space="preserve"> </w:t>
                               </w:r>
-                              <w:proofErr w:type="spellEnd"/>
                               <w:r>
                                 <w:rPr>
                                   <w:color w:val="595959" w:themeColor="text1" w:themeTint="A6"/>
                                   <w:sz w:val="28"/>
                                   <w:szCs w:val="28"/>
                                 </w:rPr>
-                                <w:t xml:space="preserve"> (2478812)</w:t>
+                                <w:t xml:space="preserve">Section 1: </w:t>
+                              </w:r>
+                              <w:r>
+                                <w:rPr>
+                                  <w:color w:val="595959" w:themeColor="text1" w:themeTint="A6"/>
+                                  <w:sz w:val="28"/>
+                                  <w:szCs w:val="28"/>
+                                </w:rPr>
+                                <w:t>Jonathan Morin (6240678)</w:t>
                               </w:r>
                             </w:p>
                           </w:sdtContent>
@@ -798,7 +807,7 @@
                         </w:p>
                       </w:txbxContent>
                     </v:textbox>
-                    <w10:wrap type="square" anchorx="margin" anchory="page"/>
+                    <w10:wrap type="square" anchorx="page" anchory="page"/>
                   </v:shape>
                 </w:pict>
               </mc:Fallback>
@@ -1111,6 +1120,7 @@
                 <w:rPr>
                   <w:rFonts w:eastAsiaTheme="minorEastAsia"/>
                   <w:noProof/>
+                  <w:lang w:val="en-CA" w:eastAsia="en-CA"/>
                 </w:rPr>
               </w:pPr>
               <w:r>
@@ -1122,7 +1132,7 @@
               <w:r>
                 <w:fldChar w:fldCharType="separate"/>
               </w:r>
-              <w:hyperlink w:anchor="_Toc225501998" w:history="1">
+              <w:hyperlink w:anchor="_Toc225689128" w:history="1">
                 <w:r>
                   <w:rPr>
                     <w:rStyle w:val="Hyperlink"/>
@@ -1149,7 +1159,7 @@
                     <w:noProof/>
                     <w:webHidden/>
                   </w:rPr>
-                  <w:instrText xml:space="preserve"> PAGEREF _Toc225501998 \h </w:instrText>
+                  <w:instrText xml:space="preserve"> PAGEREF _Toc225689128 \h </w:instrText>
                 </w:r>
                 <w:r>
                   <w:rPr>
@@ -1189,9 +1199,10 @@
                 <w:rPr>
                   <w:rFonts w:eastAsiaTheme="minorEastAsia"/>
                   <w:noProof/>
+                  <w:lang w:val="en-CA" w:eastAsia="en-CA"/>
                 </w:rPr>
               </w:pPr>
-              <w:hyperlink w:anchor="_Toc225501999" w:history="1">
+              <w:hyperlink w:anchor="_Toc225689129" w:history="1">
                 <w:r>
                   <w:rPr>
                     <w:rStyle w:val="Hyperlink"/>
@@ -1218,7 +1229,7 @@
                     <w:noProof/>
                     <w:webHidden/>
                   </w:rPr>
-                  <w:instrText xml:space="preserve"> PAGEREF _Toc225501999 \h </w:instrText>
+                  <w:instrText xml:space="preserve"> PAGEREF _Toc225689129 \h </w:instrText>
                 </w:r>
                 <w:r>
                   <w:rPr>
@@ -1258,9 +1269,10 @@
                 <w:rPr>
                   <w:rFonts w:eastAsiaTheme="minorEastAsia"/>
                   <w:noProof/>
+                  <w:lang w:val="en-CA" w:eastAsia="en-CA"/>
                 </w:rPr>
               </w:pPr>
-              <w:hyperlink w:anchor="_Toc225502000" w:history="1">
+              <w:hyperlink w:anchor="_Toc225689130" w:history="1">
                 <w:r>
                   <w:rPr>
                     <w:rStyle w:val="Hyperlink"/>
@@ -1287,7 +1299,7 @@
                     <w:noProof/>
                     <w:webHidden/>
                   </w:rPr>
-                  <w:instrText xml:space="preserve"> PAGEREF _Toc225502000 \h </w:instrText>
+                  <w:instrText xml:space="preserve"> PAGEREF _Toc225689130 \h </w:instrText>
                 </w:r>
                 <w:r>
                   <w:rPr>
@@ -1327,9 +1339,10 @@
                 <w:rPr>
                   <w:rFonts w:eastAsiaTheme="minorEastAsia"/>
                   <w:noProof/>
+                  <w:lang w:val="en-CA" w:eastAsia="en-CA"/>
                 </w:rPr>
               </w:pPr>
-              <w:hyperlink w:anchor="_Toc225502001" w:history="1">
+              <w:hyperlink w:anchor="_Toc225689131" w:history="1">
                 <w:r>
                   <w:rPr>
                     <w:rStyle w:val="Hyperlink"/>
@@ -1356,7 +1369,7 @@
                     <w:noProof/>
                     <w:webHidden/>
                   </w:rPr>
-                  <w:instrText xml:space="preserve"> PAGEREF _Toc225502001 \h </w:instrText>
+                  <w:instrText xml:space="preserve"> PAGEREF _Toc225689131 \h </w:instrText>
                 </w:r>
                 <w:r>
                   <w:rPr>
@@ -1396,9 +1409,10 @@
                 <w:rPr>
                   <w:rFonts w:eastAsiaTheme="minorEastAsia"/>
                   <w:noProof/>
+                  <w:lang w:val="en-CA" w:eastAsia="en-CA"/>
                 </w:rPr>
               </w:pPr>
-              <w:hyperlink w:anchor="_Toc225502002" w:history="1">
+              <w:hyperlink w:anchor="_Toc225689132" w:history="1">
                 <w:r>
                   <w:rPr>
                     <w:rStyle w:val="Hyperlink"/>
@@ -1425,7 +1439,7 @@
                     <w:noProof/>
                     <w:webHidden/>
                   </w:rPr>
-                  <w:instrText xml:space="preserve"> PAGEREF _Toc225502002 \h </w:instrText>
+                  <w:instrText xml:space="preserve"> PAGEREF _Toc225689132 \h </w:instrText>
                 </w:r>
                 <w:r>
                   <w:rPr>
@@ -1445,7 +1459,7 @@
                     <w:noProof/>
                     <w:webHidden/>
                   </w:rPr>
-                  <w:t>2</w:t>
+                  <w:t>3</w:t>
                 </w:r>
                 <w:r>
                   <w:rPr>
@@ -1457,6 +1471,13 @@
               </w:hyperlink>
             </w:p>
             <w:p>
+              <w:pPr>
+                <w:rPr>
+                  <w:b/>
+                  <w:bCs/>
+                  <w:noProof/>
+                </w:rPr>
+              </w:pPr>
               <w:r>
                 <w:rPr>
                   <w:b/>
@@ -1468,33 +1489,29 @@
             </w:p>
           </w:sdtContent>
         </w:sdt>
+        <w:p>
+          <w:pPr>
+            <w:rPr>
+              <w:noProof/>
+            </w:rPr>
+            <w:sectPr>
+              <w:footerReference w:type="first" r:id="rId12"/>
+              <w:pgSz w:w="12240" w:h="15840"/>
+              <w:pgMar w:top="1440" w:right="1440" w:bottom="1440" w:left="1440" w:header="720" w:footer="720" w:gutter="0"/>
+              <w:pgNumType w:fmt="lowerRoman" w:start="1"/>
+              <w:cols w:space="720"/>
+              <w:titlePg/>
+              <w:docGrid w:linePitch="360"/>
+            </w:sectPr>
+          </w:pPr>
+        </w:p>
       </w:sdtContent>
     </w:sdt>
     <w:p>
       <w:pPr>
-        <w:rPr>
-          <w:rFonts w:asciiTheme="majorHAnsi" w:eastAsiaTheme="majorEastAsia" w:hAnsiTheme="majorHAnsi" w:cstheme="majorBidi"/>
-          <w:color w:val="0F4761" w:themeColor="accent1" w:themeShade="BF"/>
-          <w:sz w:val="32"/>
-          <w:szCs w:val="32"/>
-        </w:rPr>
-        <w:sectPr>
-          <w:footerReference w:type="first" r:id="rId11"/>
-          <w:type w:val="continuous"/>
-          <w:pgSz w:w="12240" w:h="15840"/>
-          <w:pgMar w:top="1440" w:right="1440" w:bottom="1440" w:left="1440" w:header="720" w:footer="720" w:gutter="0"/>
-          <w:pgNumType w:fmt="lowerRoman" w:start="1"/>
-          <w:cols w:space="720"/>
-          <w:titlePg/>
-          <w:docGrid w:linePitch="360"/>
-        </w:sectPr>
-      </w:pPr>
-    </w:p>
-    <w:p>
-      <w:pPr>
         <w:pStyle w:val="Heading2"/>
       </w:pPr>
-      <w:bookmarkStart w:id="0" w:name="_Toc225501998"/>
+      <w:bookmarkStart w:id="0" w:name="_Toc225689128"/>
       <w:r>
         <w:lastRenderedPageBreak/>
         <w:t>Project Description</w:t>
@@ -1542,14 +1559,14 @@
       <w:pPr>
         <w:pStyle w:val="Heading2"/>
       </w:pPr>
-      <w:bookmarkStart w:id="1" w:name="_Toc225501999"/>
+      <w:bookmarkStart w:id="1" w:name="_Toc225689129"/>
       <w:r>
         <w:t>Repository URL</w:t>
       </w:r>
       <w:bookmarkEnd w:id="1"/>
     </w:p>
     <w:p>
-      <w:hyperlink r:id="rId12" w:history="1">
+      <w:hyperlink r:id="rId13" w:history="1">
         <w:r>
           <w:rPr>
             <w:rStyle w:val="Hyperlink"/>
@@ -1562,7 +1579,7 @@
       <w:pPr>
         <w:pStyle w:val="Heading2"/>
       </w:pPr>
-      <w:bookmarkStart w:id="2" w:name="_Toc225502000"/>
+      <w:bookmarkStart w:id="2" w:name="_Toc225689130"/>
       <w:r>
         <w:t>Feature Suite</w:t>
       </w:r>
@@ -1599,7 +1616,74 @@
       <w:pPr>
         <w:pStyle w:val="Heading2"/>
       </w:pPr>
-      <w:bookmarkStart w:id="3" w:name="_Toc225502001"/>
+      <w:bookmarkStart w:id="3" w:name="_Toc225689131"/>
+      <w:r>
+        <w:rPr>
+          <w:noProof/>
+        </w:rPr>
+        <w:drawing>
+          <wp:anchor distT="0" distB="0" distL="114300" distR="114300" simplePos="0" relativeHeight="251663360" behindDoc="0" locked="0" layoutInCell="1" allowOverlap="1" wp14:anchorId="637ADB9D" wp14:editId="5BDF0326">
+            <wp:simplePos x="0" y="0"/>
+            <wp:positionH relativeFrom="margin">
+              <wp:align>right</wp:align>
+            </wp:positionH>
+            <wp:positionV relativeFrom="paragraph">
+              <wp:posOffset>370205</wp:posOffset>
+            </wp:positionV>
+            <wp:extent cx="5935980" cy="6530340"/>
+            <wp:effectExtent l="0" t="0" r="7620" b="3810"/>
+            <wp:wrapTopAndBottom/>
+            <wp:docPr id="5" name="Picture 3"/>
+            <wp:cNvGraphicFramePr>
+              <a:graphicFrameLocks xmlns:a="http://schemas.openxmlformats.org/drawingml/2006/main" noChangeAspect="1"/>
+            </wp:cNvGraphicFramePr>
+            <a:graphic xmlns:a="http://schemas.openxmlformats.org/drawingml/2006/main">
+              <a:graphicData uri="http://schemas.openxmlformats.org/drawingml/2006/picture">
+                <pic:pic xmlns:pic="http://schemas.openxmlformats.org/drawingml/2006/picture">
+                  <pic:nvPicPr>
+                    <pic:cNvPr id="0" name="Picture 5"/>
+                    <pic:cNvPicPr>
+                      <a:picLocks noChangeAspect="1" noChangeArrowheads="1"/>
+                    </pic:cNvPicPr>
+                  </pic:nvPicPr>
+                  <pic:blipFill>
+                    <a:blip r:embed="rId14">
+                      <a:extLst>
+                        <a:ext uri="{28A0092B-C50C-407E-A947-70E740481C1C}">
+                          <a14:useLocalDpi xmlns:a14="http://schemas.microsoft.com/office/drawing/2010/main" val="0"/>
+                        </a:ext>
+                      </a:extLst>
+                    </a:blip>
+                    <a:srcRect/>
+                    <a:stretch>
+                      <a:fillRect/>
+                    </a:stretch>
+                  </pic:blipFill>
+                  <pic:spPr bwMode="auto">
+                    <a:xfrm>
+                      <a:off x="0" y="0"/>
+                      <a:ext cx="5935980" cy="6530340"/>
+                    </a:xfrm>
+                    <a:prstGeom prst="rect">
+                      <a:avLst/>
+                    </a:prstGeom>
+                    <a:noFill/>
+                    <a:ln>
+                      <a:noFill/>
+                    </a:ln>
+                  </pic:spPr>
+                </pic:pic>
+              </a:graphicData>
+            </a:graphic>
+            <wp14:sizeRelH relativeFrom="margin">
+              <wp14:pctWidth>0</wp14:pctWidth>
+            </wp14:sizeRelH>
+            <wp14:sizeRelV relativeFrom="margin">
+              <wp14:pctHeight>0</wp14:pctHeight>
+            </wp14:sizeRelV>
+          </wp:anchor>
+        </w:drawing>
+      </w:r>
       <w:r>
         <w:t>ERD</w:t>
       </w:r>
@@ -1610,8 +1694,9 @@
       <w:pPr>
         <w:pStyle w:val="Heading2"/>
       </w:pPr>
-      <w:bookmarkStart w:id="4" w:name="_Toc225502002"/>
+      <w:bookmarkStart w:id="4" w:name="_Toc225689132"/>
       <w:r>
+        <w:lastRenderedPageBreak/>
         <w:t>Deployment plan</w:t>
       </w:r>
       <w:bookmarkEnd w:id="4"/>
@@ -1640,7 +1725,7 @@
       </w:r>
     </w:p>
     <w:sectPr>
-      <w:footerReference w:type="first" r:id="rId13"/>
+      <w:footerReference w:type="first" r:id="rId15"/>
       <w:pgSz w:w="12240" w:h="15840"/>
       <w:pgMar w:top="1440" w:right="1440" w:bottom="1440" w:left="1440" w:header="720" w:footer="720" w:gutter="0"/>
       <w:pgNumType w:start="1"/>
@@ -1653,7 +1738,7 @@
 </file>
 
 <file path=word/endnotes.xml><?xml version="1.0" encoding="utf-8"?>
-<w:endnotes xmlns:wpc="http://schemas.microsoft.com/office/word/2010/wordprocessingCanvas" xmlns:cx="http://schemas.microsoft.com/office/drawing/2014/chartex" xmlns:cx1="http://schemas.microsoft.com/office/drawing/2015/9/8/chartex" xmlns:cx2="http://schemas.microsoft.com/office/drawing/2015/10/21/chartex" xmlns:cx3="http://schemas.microsoft.com/office/drawing/2016/5/9/chartex" xmlns:cx4="http://schemas.microsoft.com/office/drawing/2016/5/10/chartex" xmlns:cx5="http://schemas.microsoft.com/office/drawing/2016/5/11/chartex" xmlns:cx6="http://schemas.microsoft.com/office/drawing/2016/5/12/chartex" xmlns:cx7="http://schemas.microsoft.com/office/drawing/2016/5/13/chartex" xmlns:cx8="http://schemas.microsoft.com/office/drawing/2016/5/14/chartex" xmlns:mc="http://schemas.openxmlformats.org/markup-compatibility/2006" xmlns:aink="http://schemas.microsoft.com/office/drawing/2016/ink" xmlns:am3d="http://schemas.microsoft.com/office/drawing/2017/model3d" xmlns:o="urn:schemas-microsoft-com:office:office" xmlns:oel="http://schemas.microsoft.com/office/2019/extlst" xmlns:r="http://schemas.openxmlformats.org/officeDocument/2006/relationships" xmlns:m="http://schemas.openxmlformats.org/officeDocument/2006/math" xmlns:v="urn:schemas-microsoft-com:vml" xmlns:wp14="http://schemas.microsoft.com/office/word/2010/wordprocessingDrawing" xmlns:wp="http://schemas.openxmlformats.org/drawingml/2006/wordprocessingDrawing" xmlns:w10="urn:schemas-microsoft-com:office:word" xmlns:w="http://schemas.openxmlformats.org/wordprocessingml/2006/main" xmlns:w14="http://schemas.microsoft.com/office/word/2010/wordml" xmlns:w15="http://schemas.microsoft.com/office/word/2012/wordml" xmlns:w16cex="http://schemas.microsoft.com/office/word/2018/wordml/cex" xmlns:w16cid="http://schemas.microsoft.com/office/word/2016/wordml/cid" xmlns:w16="http://schemas.microsoft.com/office/word/2018/wordml" xmlns:w16sdtdh="http://schemas.microsoft.com/office/word/2020/wordml/sdtdatahash" xmlns:w16se="http://schemas.microsoft.com/office/word/2015/wordml/symex" xmlns:wpg="http://schemas.microsoft.com/office/word/2010/wordprocessingGroup" xmlns:wpi="http://schemas.microsoft.com/office/word/2010/wordprocessingInk" xmlns:wne="http://schemas.microsoft.com/office/word/2006/wordml" xmlns:wps="http://schemas.microsoft.com/office/word/2010/wordprocessingShape" mc:Ignorable="w14 w15 w16se w16cid w16 w16cex w16sdtdh wp14">
+<w:endnotes xmlns:wpc="http://schemas.microsoft.com/office/word/2010/wordprocessingCanvas" xmlns:cx="http://schemas.microsoft.com/office/drawing/2014/chartex" xmlns:cx1="http://schemas.microsoft.com/office/drawing/2015/9/8/chartex" xmlns:cx2="http://schemas.microsoft.com/office/drawing/2015/10/21/chartex" xmlns:cx3="http://schemas.microsoft.com/office/drawing/2016/5/9/chartex" xmlns:cx4="http://schemas.microsoft.com/office/drawing/2016/5/10/chartex" xmlns:cx5="http://schemas.microsoft.com/office/drawing/2016/5/11/chartex" xmlns:cx6="http://schemas.microsoft.com/office/drawing/2016/5/12/chartex" xmlns:cx7="http://schemas.microsoft.com/office/drawing/2016/5/13/chartex" xmlns:cx8="http://schemas.microsoft.com/office/drawing/2016/5/14/chartex" xmlns:mc="http://schemas.openxmlformats.org/markup-compatibility/2006" xmlns:aink="http://schemas.microsoft.com/office/drawing/2016/ink" xmlns:am3d="http://schemas.microsoft.com/office/drawing/2017/model3d" xmlns:o="urn:schemas-microsoft-com:office:office" xmlns:oel="http://schemas.microsoft.com/office/2019/extlst" xmlns:r="http://schemas.openxmlformats.org/officeDocument/2006/relationships" xmlns:m="http://schemas.openxmlformats.org/officeDocument/2006/math" xmlns:v="urn:schemas-microsoft-com:vml" xmlns:wp14="http://schemas.microsoft.com/office/word/2010/wordprocessingDrawing" xmlns:wp="http://schemas.openxmlformats.org/drawingml/2006/wordprocessingDrawing" xmlns:w10="urn:schemas-microsoft-com:office:word" xmlns:w="http://schemas.openxmlformats.org/wordprocessingml/2006/main" xmlns:w14="http://schemas.microsoft.com/office/word/2010/wordml" xmlns:w15="http://schemas.microsoft.com/office/word/2012/wordml" xmlns:w16cex="http://schemas.microsoft.com/office/word/2018/wordml/cex" xmlns:w16cid="http://schemas.microsoft.com/office/word/2016/wordml/cid" xmlns:w16="http://schemas.microsoft.com/office/word/2018/wordml" xmlns:w16du="http://schemas.microsoft.com/office/word/2023/wordml/word16du" xmlns:w16sdtdh="http://schemas.microsoft.com/office/word/2020/wordml/sdtdatahash" xmlns:w16sdtfl="http://schemas.microsoft.com/office/word/2024/wordml/sdtformatlock" xmlns:w16se="http://schemas.microsoft.com/office/word/2015/wordml/symex" xmlns:wpg="http://schemas.microsoft.com/office/word/2010/wordprocessingGroup" xmlns:wpi="http://schemas.microsoft.com/office/word/2010/wordprocessingInk" xmlns:wne="http://schemas.microsoft.com/office/word/2006/wordml" xmlns:wps="http://schemas.microsoft.com/office/word/2010/wordprocessingShape" mc:Ignorable="w14 w15 w16se w16cid w16 w16cex w16sdtdh w16sdtfl w16du wp14">
   <w:endnote w:type="separator" w:id="-1">
     <w:p>
       <w:pPr>
@@ -1678,21 +1763,10 @@
 </file>
 
 <file path=word/footer1.xml><?xml version="1.0" encoding="utf-8"?>
-<w:ftr xmlns:wpc="http://schemas.microsoft.com/office/word/2010/wordprocessingCanvas" xmlns:cx="http://schemas.microsoft.com/office/drawing/2014/chartex" xmlns:cx1="http://schemas.microsoft.com/office/drawing/2015/9/8/chartex" xmlns:cx2="http://schemas.microsoft.com/office/drawing/2015/10/21/chartex" xmlns:cx3="http://schemas.microsoft.com/office/drawing/2016/5/9/chartex" xmlns:cx4="http://schemas.microsoft.com/office/drawing/2016/5/10/chartex" xmlns:cx5="http://schemas.microsoft.com/office/drawing/2016/5/11/chartex" xmlns:cx6="http://schemas.microsoft.com/office/drawing/2016/5/12/chartex" xmlns:cx7="http://schemas.microsoft.com/office/drawing/2016/5/13/chartex" xmlns:cx8="http://schemas.microsoft.com/office/drawing/2016/5/14/chartex" xmlns:mc="http://schemas.openxmlformats.org/markup-compatibility/2006" xmlns:aink="http://schemas.microsoft.com/office/drawing/2016/ink" xmlns:am3d="http://schemas.microsoft.com/office/drawing/2017/model3d" xmlns:o="urn:schemas-microsoft-com:office:office" xmlns:oel="http://schemas.microsoft.com/office/2019/extlst" xmlns:r="http://schemas.openxmlformats.org/officeDocument/2006/relationships" xmlns:m="http://schemas.openxmlformats.org/officeDocument/2006/math" xmlns:v="urn:schemas-microsoft-com:vml" xmlns:wp14="http://schemas.microsoft.com/office/word/2010/wordprocessingDrawing" xmlns:wp="http://schemas.openxmlformats.org/drawingml/2006/wordprocessingDrawing" xmlns:w10="urn:schemas-microsoft-com:office:word" xmlns:w="http://schemas.openxmlformats.org/wordprocessingml/2006/main" xmlns:w14="http://schemas.microsoft.com/office/word/2010/wordml" xmlns:w15="http://schemas.microsoft.com/office/word/2012/wordml" xmlns:w16cex="http://schemas.microsoft.com/office/word/2018/wordml/cex" xmlns:w16cid="http://schemas.microsoft.com/office/word/2016/wordml/cid" xmlns:w16="http://schemas.microsoft.com/office/word/2018/wordml" xmlns:w16sdtdh="http://schemas.microsoft.com/office/word/2020/wordml/sdtdatahash" xmlns:w16se="http://schemas.microsoft.com/office/word/2015/wordml/symex" xmlns:wpg="http://schemas.microsoft.com/office/word/2010/wordprocessingGroup" xmlns:wpi="http://schemas.microsoft.com/office/word/2010/wordprocessingInk" xmlns:wne="http://schemas.microsoft.com/office/word/2006/wordml" xmlns:wps="http://schemas.microsoft.com/office/word/2010/wordprocessingShape" mc:Ignorable="w14 w15 w16se w16cid w16 w16cex w16sdtdh wp14">
-  <w:p>
-    <w:pPr>
-      <w:pStyle w:val="Footer"/>
-      <w:jc w:val="right"/>
-    </w:pPr>
-  </w:p>
-</w:ftr>
-</file>
-
-<file path=word/footer2.xml><?xml version="1.0" encoding="utf-8"?>
-<w:ftr xmlns:wpc="http://schemas.microsoft.com/office/word/2010/wordprocessingCanvas" xmlns:cx="http://schemas.microsoft.com/office/drawing/2014/chartex" xmlns:cx1="http://schemas.microsoft.com/office/drawing/2015/9/8/chartex" xmlns:cx2="http://schemas.microsoft.com/office/drawing/2015/10/21/chartex" xmlns:cx3="http://schemas.microsoft.com/office/drawing/2016/5/9/chartex" xmlns:cx4="http://schemas.microsoft.com/office/drawing/2016/5/10/chartex" xmlns:cx5="http://schemas.microsoft.com/office/drawing/2016/5/11/chartex" xmlns:cx6="http://schemas.microsoft.com/office/drawing/2016/5/12/chartex" xmlns:cx7="http://schemas.microsoft.com/office/drawing/2016/5/13/chartex" xmlns:cx8="http://schemas.microsoft.com/office/drawing/2016/5/14/chartex" xmlns:mc="http://schemas.openxmlformats.org/markup-compatibility/2006" xmlns:aink="http://schemas.microsoft.com/office/drawing/2016/ink" xmlns:am3d="http://schemas.microsoft.com/office/drawing/2017/model3d" xmlns:o="urn:schemas-microsoft-com:office:office" xmlns:oel="http://schemas.microsoft.com/office/2019/extlst" xmlns:r="http://schemas.openxmlformats.org/officeDocument/2006/relationships" xmlns:m="http://schemas.openxmlformats.org/officeDocument/2006/math" xmlns:v="urn:schemas-microsoft-com:vml" xmlns:wp14="http://schemas.microsoft.com/office/word/2010/wordprocessingDrawing" xmlns:wp="http://schemas.openxmlformats.org/drawingml/2006/wordprocessingDrawing" xmlns:w10="urn:schemas-microsoft-com:office:word" xmlns:w="http://schemas.openxmlformats.org/wordprocessingml/2006/main" xmlns:w14="http://schemas.microsoft.com/office/word/2010/wordml" xmlns:w15="http://schemas.microsoft.com/office/word/2012/wordml" xmlns:w16cex="http://schemas.microsoft.com/office/word/2018/wordml/cex" xmlns:w16cid="http://schemas.microsoft.com/office/word/2016/wordml/cid" xmlns:w16="http://schemas.microsoft.com/office/word/2018/wordml" xmlns:w16sdtdh="http://schemas.microsoft.com/office/word/2020/wordml/sdtdatahash" xmlns:w16se="http://schemas.microsoft.com/office/word/2015/wordml/symex" xmlns:wpg="http://schemas.microsoft.com/office/word/2010/wordprocessingGroup" xmlns:wpi="http://schemas.microsoft.com/office/word/2010/wordprocessingInk" xmlns:wne="http://schemas.microsoft.com/office/word/2006/wordml" xmlns:wps="http://schemas.microsoft.com/office/word/2010/wordprocessingShape" mc:Ignorable="w14 w15 w16se w16cid w16 w16cex w16sdtdh wp14">
+<w:ftr xmlns:wpc="http://schemas.microsoft.com/office/word/2010/wordprocessingCanvas" xmlns:cx="http://schemas.microsoft.com/office/drawing/2014/chartex" xmlns:cx1="http://schemas.microsoft.com/office/drawing/2015/9/8/chartex" xmlns:cx2="http://schemas.microsoft.com/office/drawing/2015/10/21/chartex" xmlns:cx3="http://schemas.microsoft.com/office/drawing/2016/5/9/chartex" xmlns:cx4="http://schemas.microsoft.com/office/drawing/2016/5/10/chartex" xmlns:cx5="http://schemas.microsoft.com/office/drawing/2016/5/11/chartex" xmlns:cx6="http://schemas.microsoft.com/office/drawing/2016/5/12/chartex" xmlns:cx7="http://schemas.microsoft.com/office/drawing/2016/5/13/chartex" xmlns:cx8="http://schemas.microsoft.com/office/drawing/2016/5/14/chartex" xmlns:mc="http://schemas.openxmlformats.org/markup-compatibility/2006" xmlns:aink="http://schemas.microsoft.com/office/drawing/2016/ink" xmlns:am3d="http://schemas.microsoft.com/office/drawing/2017/model3d" xmlns:o="urn:schemas-microsoft-com:office:office" xmlns:oel="http://schemas.microsoft.com/office/2019/extlst" xmlns:r="http://schemas.openxmlformats.org/officeDocument/2006/relationships" xmlns:m="http://schemas.openxmlformats.org/officeDocument/2006/math" xmlns:v="urn:schemas-microsoft-com:vml" xmlns:wp14="http://schemas.microsoft.com/office/word/2010/wordprocessingDrawing" xmlns:wp="http://schemas.openxmlformats.org/drawingml/2006/wordprocessingDrawing" xmlns:w10="urn:schemas-microsoft-com:office:word" xmlns:w="http://schemas.openxmlformats.org/wordprocessingml/2006/main" xmlns:w14="http://schemas.microsoft.com/office/word/2010/wordml" xmlns:w15="http://schemas.microsoft.com/office/word/2012/wordml" xmlns:w16cex="http://schemas.microsoft.com/office/word/2018/wordml/cex" xmlns:w16cid="http://schemas.microsoft.com/office/word/2016/wordml/cid" xmlns:w16="http://schemas.microsoft.com/office/word/2018/wordml" xmlns:w16du="http://schemas.microsoft.com/office/word/2023/wordml/word16du" xmlns:w16sdtdh="http://schemas.microsoft.com/office/word/2020/wordml/sdtdatahash" xmlns:w16sdtfl="http://schemas.microsoft.com/office/word/2024/wordml/sdtformatlock" xmlns:w16se="http://schemas.microsoft.com/office/word/2015/wordml/symex" xmlns:wpg="http://schemas.microsoft.com/office/word/2010/wordprocessingGroup" xmlns:wpi="http://schemas.microsoft.com/office/word/2010/wordprocessingInk" xmlns:wne="http://schemas.microsoft.com/office/word/2006/wordml" xmlns:wps="http://schemas.microsoft.com/office/word/2010/wordprocessingShape" mc:Ignorable="w14 w15 w16se w16cid w16 w16cex w16sdtdh w16sdtfl w16du wp14">
   <w:sdt>
     <w:sdtPr>
-      <w:id w:val="-47004519"/>
+      <w:id w:val="-1634005024"/>
       <w:docPartObj>
         <w:docPartGallery w:val="Page Numbers (Bottom of Page)"/>
         <w:docPartUnique/>
@@ -1733,11 +1807,81 @@
       </w:p>
     </w:sdtContent>
   </w:sdt>
+  <w:p>
+    <w:pPr>
+      <w:pStyle w:val="Footer"/>
+    </w:pPr>
+  </w:p>
+</w:ftr>
+</file>
+
+<file path=word/footer2.xml><?xml version="1.0" encoding="utf-8"?>
+<w:ftr xmlns:wpc="http://schemas.microsoft.com/office/word/2010/wordprocessingCanvas" xmlns:cx="http://schemas.microsoft.com/office/drawing/2014/chartex" xmlns:cx1="http://schemas.microsoft.com/office/drawing/2015/9/8/chartex" xmlns:cx2="http://schemas.microsoft.com/office/drawing/2015/10/21/chartex" xmlns:cx3="http://schemas.microsoft.com/office/drawing/2016/5/9/chartex" xmlns:cx4="http://schemas.microsoft.com/office/drawing/2016/5/10/chartex" xmlns:cx5="http://schemas.microsoft.com/office/drawing/2016/5/11/chartex" xmlns:cx6="http://schemas.microsoft.com/office/drawing/2016/5/12/chartex" xmlns:cx7="http://schemas.microsoft.com/office/drawing/2016/5/13/chartex" xmlns:cx8="http://schemas.microsoft.com/office/drawing/2016/5/14/chartex" xmlns:mc="http://schemas.openxmlformats.org/markup-compatibility/2006" xmlns:aink="http://schemas.microsoft.com/office/drawing/2016/ink" xmlns:am3d="http://schemas.microsoft.com/office/drawing/2017/model3d" xmlns:o="urn:schemas-microsoft-com:office:office" xmlns:oel="http://schemas.microsoft.com/office/2019/extlst" xmlns:r="http://schemas.openxmlformats.org/officeDocument/2006/relationships" xmlns:m="http://schemas.openxmlformats.org/officeDocument/2006/math" xmlns:v="urn:schemas-microsoft-com:vml" xmlns:wp14="http://schemas.microsoft.com/office/word/2010/wordprocessingDrawing" xmlns:wp="http://schemas.openxmlformats.org/drawingml/2006/wordprocessingDrawing" xmlns:w10="urn:schemas-microsoft-com:office:word" xmlns:w="http://schemas.openxmlformats.org/wordprocessingml/2006/main" xmlns:w14="http://schemas.microsoft.com/office/word/2010/wordml" xmlns:w15="http://schemas.microsoft.com/office/word/2012/wordml" xmlns:w16cex="http://schemas.microsoft.com/office/word/2018/wordml/cex" xmlns:w16cid="http://schemas.microsoft.com/office/word/2016/wordml/cid" xmlns:w16="http://schemas.microsoft.com/office/word/2018/wordml" xmlns:w16du="http://schemas.microsoft.com/office/word/2023/wordml/word16du" xmlns:w16sdtdh="http://schemas.microsoft.com/office/word/2020/wordml/sdtdatahash" xmlns:w16sdtfl="http://schemas.microsoft.com/office/word/2024/wordml/sdtformatlock" xmlns:w16se="http://schemas.microsoft.com/office/word/2015/wordml/symex" xmlns:wpg="http://schemas.microsoft.com/office/word/2010/wordprocessingGroup" xmlns:wpi="http://schemas.microsoft.com/office/word/2010/wordprocessingInk" xmlns:wne="http://schemas.microsoft.com/office/word/2006/wordml" xmlns:wps="http://schemas.microsoft.com/office/word/2010/wordprocessingShape" mc:Ignorable="w14 w15 w16se w16cid w16 w16cex w16sdtdh w16sdtfl w16du wp14">
+  <w:p>
+    <w:pPr>
+      <w:pStyle w:val="Footer"/>
+      <w:jc w:val="right"/>
+    </w:pPr>
+  </w:p>
 </w:ftr>
 </file>
 
 <file path=word/footer3.xml><?xml version="1.0" encoding="utf-8"?>
-<w:ftr xmlns:wpc="http://schemas.microsoft.com/office/word/2010/wordprocessingCanvas" xmlns:cx="http://schemas.microsoft.com/office/drawing/2014/chartex" xmlns:cx1="http://schemas.microsoft.com/office/drawing/2015/9/8/chartex" xmlns:cx2="http://schemas.microsoft.com/office/drawing/2015/10/21/chartex" xmlns:cx3="http://schemas.microsoft.com/office/drawing/2016/5/9/chartex" xmlns:cx4="http://schemas.microsoft.com/office/drawing/2016/5/10/chartex" xmlns:cx5="http://schemas.microsoft.com/office/drawing/2016/5/11/chartex" xmlns:cx6="http://schemas.microsoft.com/office/drawing/2016/5/12/chartex" xmlns:cx7="http://schemas.microsoft.com/office/drawing/2016/5/13/chartex" xmlns:cx8="http://schemas.microsoft.com/office/drawing/2016/5/14/chartex" xmlns:mc="http://schemas.openxmlformats.org/markup-compatibility/2006" xmlns:aink="http://schemas.microsoft.com/office/drawing/2016/ink" xmlns:am3d="http://schemas.microsoft.com/office/drawing/2017/model3d" xmlns:o="urn:schemas-microsoft-com:office:office" xmlns:oel="http://schemas.microsoft.com/office/2019/extlst" xmlns:r="http://schemas.openxmlformats.org/officeDocument/2006/relationships" xmlns:m="http://schemas.openxmlformats.org/officeDocument/2006/math" xmlns:v="urn:schemas-microsoft-com:vml" xmlns:wp14="http://schemas.microsoft.com/office/word/2010/wordprocessingDrawing" xmlns:wp="http://schemas.openxmlformats.org/drawingml/2006/wordprocessingDrawing" xmlns:w10="urn:schemas-microsoft-com:office:word" xmlns:w="http://schemas.openxmlformats.org/wordprocessingml/2006/main" xmlns:w14="http://schemas.microsoft.com/office/word/2010/wordml" xmlns:w15="http://schemas.microsoft.com/office/word/2012/wordml" xmlns:w16cex="http://schemas.microsoft.com/office/word/2018/wordml/cex" xmlns:w16cid="http://schemas.microsoft.com/office/word/2016/wordml/cid" xmlns:w16="http://schemas.microsoft.com/office/word/2018/wordml" xmlns:w16sdtdh="http://schemas.microsoft.com/office/word/2020/wordml/sdtdatahash" xmlns:w16se="http://schemas.microsoft.com/office/word/2015/wordml/symex" xmlns:wpg="http://schemas.microsoft.com/office/word/2010/wordprocessingGroup" xmlns:wpi="http://schemas.microsoft.com/office/word/2010/wordprocessingInk" xmlns:wne="http://schemas.microsoft.com/office/word/2006/wordml" xmlns:wps="http://schemas.microsoft.com/office/word/2010/wordprocessingShape" mc:Ignorable="w14 w15 w16se w16cid w16 w16cex w16sdtdh wp14">
+<w:ftr xmlns:wpc="http://schemas.microsoft.com/office/word/2010/wordprocessingCanvas" xmlns:cx="http://schemas.microsoft.com/office/drawing/2014/chartex" xmlns:cx1="http://schemas.microsoft.com/office/drawing/2015/9/8/chartex" xmlns:cx2="http://schemas.microsoft.com/office/drawing/2015/10/21/chartex" xmlns:cx3="http://schemas.microsoft.com/office/drawing/2016/5/9/chartex" xmlns:cx4="http://schemas.microsoft.com/office/drawing/2016/5/10/chartex" xmlns:cx5="http://schemas.microsoft.com/office/drawing/2016/5/11/chartex" xmlns:cx6="http://schemas.microsoft.com/office/drawing/2016/5/12/chartex" xmlns:cx7="http://schemas.microsoft.com/office/drawing/2016/5/13/chartex" xmlns:cx8="http://schemas.microsoft.com/office/drawing/2016/5/14/chartex" xmlns:mc="http://schemas.openxmlformats.org/markup-compatibility/2006" xmlns:aink="http://schemas.microsoft.com/office/drawing/2016/ink" xmlns:am3d="http://schemas.microsoft.com/office/drawing/2017/model3d" xmlns:o="urn:schemas-microsoft-com:office:office" xmlns:oel="http://schemas.microsoft.com/office/2019/extlst" xmlns:r="http://schemas.openxmlformats.org/officeDocument/2006/relationships" xmlns:m="http://schemas.openxmlformats.org/officeDocument/2006/math" xmlns:v="urn:schemas-microsoft-com:vml" xmlns:wp14="http://schemas.microsoft.com/office/word/2010/wordprocessingDrawing" xmlns:wp="http://schemas.openxmlformats.org/drawingml/2006/wordprocessingDrawing" xmlns:w10="urn:schemas-microsoft-com:office:word" xmlns:w="http://schemas.openxmlformats.org/wordprocessingml/2006/main" xmlns:w14="http://schemas.microsoft.com/office/word/2010/wordml" xmlns:w15="http://schemas.microsoft.com/office/word/2012/wordml" xmlns:w16cex="http://schemas.microsoft.com/office/word/2018/wordml/cex" xmlns:w16cid="http://schemas.microsoft.com/office/word/2016/wordml/cid" xmlns:w16="http://schemas.microsoft.com/office/word/2018/wordml" xmlns:w16du="http://schemas.microsoft.com/office/word/2023/wordml/word16du" xmlns:w16sdtdh="http://schemas.microsoft.com/office/word/2020/wordml/sdtdatahash" xmlns:w16sdtfl="http://schemas.microsoft.com/office/word/2024/wordml/sdtformatlock" xmlns:w16se="http://schemas.microsoft.com/office/word/2015/wordml/symex" xmlns:wpg="http://schemas.microsoft.com/office/word/2010/wordprocessingGroup" xmlns:wpi="http://schemas.microsoft.com/office/word/2010/wordprocessingInk" xmlns:wne="http://schemas.microsoft.com/office/word/2006/wordml" xmlns:wps="http://schemas.microsoft.com/office/word/2010/wordprocessingShape" mc:Ignorable="w14 w15 w16se w16cid w16 w16cex w16sdtdh w16sdtfl w16du wp14">
+  <w:sdt>
+    <w:sdtPr>
+      <w:id w:val="-449327084"/>
+      <w:docPartObj>
+        <w:docPartGallery w:val="Page Numbers (Bottom of Page)"/>
+        <w:docPartUnique/>
+      </w:docPartObj>
+    </w:sdtPr>
+    <w:sdtEndPr>
+      <w:rPr>
+        <w:noProof/>
+      </w:rPr>
+    </w:sdtEndPr>
+    <w:sdtContent>
+      <w:p>
+        <w:pPr>
+          <w:pStyle w:val="Footer"/>
+          <w:jc w:val="right"/>
+        </w:pPr>
+        <w:r>
+          <w:fldChar w:fldCharType="begin"/>
+        </w:r>
+        <w:r>
+          <w:instrText xml:space="preserve"> PAGE   \* MERGEFORMAT </w:instrText>
+        </w:r>
+        <w:r>
+          <w:fldChar w:fldCharType="separate"/>
+        </w:r>
+        <w:r>
+          <w:rPr>
+            <w:noProof/>
+          </w:rPr>
+          <w:t>2</w:t>
+        </w:r>
+        <w:r>
+          <w:rPr>
+            <w:noProof/>
+          </w:rPr>
+          <w:fldChar w:fldCharType="end"/>
+        </w:r>
+      </w:p>
+    </w:sdtContent>
+  </w:sdt>
+  <w:p>
+    <w:pPr>
+      <w:pStyle w:val="Footer"/>
+      <w:jc w:val="right"/>
+    </w:pPr>
+  </w:p>
+</w:ftr>
+</file>
+
+<file path=word/footer4.xml><?xml version="1.0" encoding="utf-8"?>
+<w:ftr xmlns:wpc="http://schemas.microsoft.com/office/word/2010/wordprocessingCanvas" xmlns:cx="http://schemas.microsoft.com/office/drawing/2014/chartex" xmlns:cx1="http://schemas.microsoft.com/office/drawing/2015/9/8/chartex" xmlns:cx2="http://schemas.microsoft.com/office/drawing/2015/10/21/chartex" xmlns:cx3="http://schemas.microsoft.com/office/drawing/2016/5/9/chartex" xmlns:cx4="http://schemas.microsoft.com/office/drawing/2016/5/10/chartex" xmlns:cx5="http://schemas.microsoft.com/office/drawing/2016/5/11/chartex" xmlns:cx6="http://schemas.microsoft.com/office/drawing/2016/5/12/chartex" xmlns:cx7="http://schemas.microsoft.com/office/drawing/2016/5/13/chartex" xmlns:cx8="http://schemas.microsoft.com/office/drawing/2016/5/14/chartex" xmlns:mc="http://schemas.openxmlformats.org/markup-compatibility/2006" xmlns:aink="http://schemas.microsoft.com/office/drawing/2016/ink" xmlns:am3d="http://schemas.microsoft.com/office/drawing/2017/model3d" xmlns:o="urn:schemas-microsoft-com:office:office" xmlns:oel="http://schemas.microsoft.com/office/2019/extlst" xmlns:r="http://schemas.openxmlformats.org/officeDocument/2006/relationships" xmlns:m="http://schemas.openxmlformats.org/officeDocument/2006/math" xmlns:v="urn:schemas-microsoft-com:vml" xmlns:wp14="http://schemas.microsoft.com/office/word/2010/wordprocessingDrawing" xmlns:wp="http://schemas.openxmlformats.org/drawingml/2006/wordprocessingDrawing" xmlns:w10="urn:schemas-microsoft-com:office:word" xmlns:w="http://schemas.openxmlformats.org/wordprocessingml/2006/main" xmlns:w14="http://schemas.microsoft.com/office/word/2010/wordml" xmlns:w15="http://schemas.microsoft.com/office/word/2012/wordml" xmlns:w16cex="http://schemas.microsoft.com/office/word/2018/wordml/cex" xmlns:w16cid="http://schemas.microsoft.com/office/word/2016/wordml/cid" xmlns:w16="http://schemas.microsoft.com/office/word/2018/wordml" xmlns:w16du="http://schemas.microsoft.com/office/word/2023/wordml/word16du" xmlns:w16sdtdh="http://schemas.microsoft.com/office/word/2020/wordml/sdtdatahash" xmlns:w16sdtfl="http://schemas.microsoft.com/office/word/2024/wordml/sdtformatlock" xmlns:w16se="http://schemas.microsoft.com/office/word/2015/wordml/symex" xmlns:wpg="http://schemas.microsoft.com/office/word/2010/wordprocessingGroup" xmlns:wpi="http://schemas.microsoft.com/office/word/2010/wordprocessingInk" xmlns:wne="http://schemas.microsoft.com/office/word/2006/wordml" xmlns:wps="http://schemas.microsoft.com/office/word/2010/wordprocessingShape" mc:Ignorable="w14 w15 w16se w16cid w16 w16cex w16sdtdh w16sdtfl w16du wp14">
   <w:sdt>
     <w:sdtPr>
       <w:id w:val="1224181256"/>
@@ -1785,7 +1929,7 @@
 </file>
 
 <file path=word/footnotes.xml><?xml version="1.0" encoding="utf-8"?>
-<w:footnotes xmlns:wpc="http://schemas.microsoft.com/office/word/2010/wordprocessingCanvas" xmlns:cx="http://schemas.microsoft.com/office/drawing/2014/chartex" xmlns:cx1="http://schemas.microsoft.com/office/drawing/2015/9/8/chartex" xmlns:cx2="http://schemas.microsoft.com/office/drawing/2015/10/21/chartex" xmlns:cx3="http://schemas.microsoft.com/office/drawing/2016/5/9/chartex" xmlns:cx4="http://schemas.microsoft.com/office/drawing/2016/5/10/chartex" xmlns:cx5="http://schemas.microsoft.com/office/drawing/2016/5/11/chartex" xmlns:cx6="http://schemas.microsoft.com/office/drawing/2016/5/12/chartex" xmlns:cx7="http://schemas.microsoft.com/office/drawing/2016/5/13/chartex" xmlns:cx8="http://schemas.microsoft.com/office/drawing/2016/5/14/chartex" xmlns:mc="http://schemas.openxmlformats.org/markup-compatibility/2006" xmlns:aink="http://schemas.microsoft.com/office/drawing/2016/ink" xmlns:am3d="http://schemas.microsoft.com/office/drawing/2017/model3d" xmlns:o="urn:schemas-microsoft-com:office:office" xmlns:oel="http://schemas.microsoft.com/office/2019/extlst" xmlns:r="http://schemas.openxmlformats.org/officeDocument/2006/relationships" xmlns:m="http://schemas.openxmlformats.org/officeDocument/2006/math" xmlns:v="urn:schemas-microsoft-com:vml" xmlns:wp14="http://schemas.microsoft.com/office/word/2010/wordprocessingDrawing" xmlns:wp="http://schemas.openxmlformats.org/drawingml/2006/wordprocessingDrawing" xmlns:w10="urn:schemas-microsoft-com:office:word" xmlns:w="http://schemas.openxmlformats.org/wordprocessingml/2006/main" xmlns:w14="http://schemas.microsoft.com/office/word/2010/wordml" xmlns:w15="http://schemas.microsoft.com/office/word/2012/wordml" xmlns:w16cex="http://schemas.microsoft.com/office/word/2018/wordml/cex" xmlns:w16cid="http://schemas.microsoft.com/office/word/2016/wordml/cid" xmlns:w16="http://schemas.microsoft.com/office/word/2018/wordml" xmlns:w16sdtdh="http://schemas.microsoft.com/office/word/2020/wordml/sdtdatahash" xmlns:w16se="http://schemas.microsoft.com/office/word/2015/wordml/symex" xmlns:wpg="http://schemas.microsoft.com/office/word/2010/wordprocessingGroup" xmlns:wpi="http://schemas.microsoft.com/office/word/2010/wordprocessingInk" xmlns:wne="http://schemas.microsoft.com/office/word/2006/wordml" xmlns:wps="http://schemas.microsoft.com/office/word/2010/wordprocessingShape" mc:Ignorable="w14 w15 w16se w16cid w16 w16cex w16sdtdh wp14">
+<w:footnotes xmlns:wpc="http://schemas.microsoft.com/office/word/2010/wordprocessingCanvas" xmlns:cx="http://schemas.microsoft.com/office/drawing/2014/chartex" xmlns:cx1="http://schemas.microsoft.com/office/drawing/2015/9/8/chartex" xmlns:cx2="http://schemas.microsoft.com/office/drawing/2015/10/21/chartex" xmlns:cx3="http://schemas.microsoft.com/office/drawing/2016/5/9/chartex" xmlns:cx4="http://schemas.microsoft.com/office/drawing/2016/5/10/chartex" xmlns:cx5="http://schemas.microsoft.com/office/drawing/2016/5/11/chartex" xmlns:cx6="http://schemas.microsoft.com/office/drawing/2016/5/12/chartex" xmlns:cx7="http://schemas.microsoft.com/office/drawing/2016/5/13/chartex" xmlns:cx8="http://schemas.microsoft.com/office/drawing/2016/5/14/chartex" xmlns:mc="http://schemas.openxmlformats.org/markup-compatibility/2006" xmlns:aink="http://schemas.microsoft.com/office/drawing/2016/ink" xmlns:am3d="http://schemas.microsoft.com/office/drawing/2017/model3d" xmlns:o="urn:schemas-microsoft-com:office:office" xmlns:oel="http://schemas.microsoft.com/office/2019/extlst" xmlns:r="http://schemas.openxmlformats.org/officeDocument/2006/relationships" xmlns:m="http://schemas.openxmlformats.org/officeDocument/2006/math" xmlns:v="urn:schemas-microsoft-com:vml" xmlns:wp14="http://schemas.microsoft.com/office/word/2010/wordprocessingDrawing" xmlns:wp="http://schemas.openxmlformats.org/drawingml/2006/wordprocessingDrawing" xmlns:w10="urn:schemas-microsoft-com:office:word" xmlns:w="http://schemas.openxmlformats.org/wordprocessingml/2006/main" xmlns:w14="http://schemas.microsoft.com/office/word/2010/wordml" xmlns:w15="http://schemas.microsoft.com/office/word/2012/wordml" xmlns:w16cex="http://schemas.microsoft.com/office/word/2018/wordml/cex" xmlns:w16cid="http://schemas.microsoft.com/office/word/2016/wordml/cid" xmlns:w16="http://schemas.microsoft.com/office/word/2018/wordml" xmlns:w16du="http://schemas.microsoft.com/office/word/2023/wordml/word16du" xmlns:w16sdtdh="http://schemas.microsoft.com/office/word/2020/wordml/sdtdatahash" xmlns:w16sdtfl="http://schemas.microsoft.com/office/word/2024/wordml/sdtformatlock" xmlns:w16se="http://schemas.microsoft.com/office/word/2015/wordml/symex" xmlns:wpg="http://schemas.microsoft.com/office/word/2010/wordprocessingGroup" xmlns:wpi="http://schemas.microsoft.com/office/word/2010/wordprocessingInk" xmlns:wne="http://schemas.microsoft.com/office/word/2006/wordml" xmlns:wps="http://schemas.microsoft.com/office/word/2010/wordprocessingShape" mc:Ignorable="w14 w15 w16se w16cid w16 w16cex w16sdtdh w16sdtfl w16du wp14">
   <w:footnote w:type="separator" w:id="-1">
     <w:p>
       <w:pPr>
@@ -1810,7 +1954,7 @@
 </file>
 
 <file path=word/styles.xml><?xml version="1.0" encoding="utf-8"?>
-<w:styles xmlns:mc="http://schemas.openxmlformats.org/markup-compatibility/2006" xmlns:r="http://schemas.openxmlformats.org/officeDocument/2006/relationships" xmlns:w="http://schemas.openxmlformats.org/wordprocessingml/2006/main" xmlns:w14="http://schemas.microsoft.com/office/word/2010/wordml" xmlns:w15="http://schemas.microsoft.com/office/word/2012/wordml" xmlns:w16cex="http://schemas.microsoft.com/office/word/2018/wordml/cex" xmlns:w16cid="http://schemas.microsoft.com/office/word/2016/wordml/cid" xmlns:w16="http://schemas.microsoft.com/office/word/2018/wordml" xmlns:w16sdtdh="http://schemas.microsoft.com/office/word/2020/wordml/sdtdatahash" xmlns:w16se="http://schemas.microsoft.com/office/word/2015/wordml/symex" mc:Ignorable="w14 w15 w16se w16cid w16 w16cex w16sdtdh">
+<w:styles xmlns:mc="http://schemas.openxmlformats.org/markup-compatibility/2006" xmlns:r="http://schemas.openxmlformats.org/officeDocument/2006/relationships" xmlns:w="http://schemas.openxmlformats.org/wordprocessingml/2006/main" xmlns:w14="http://schemas.microsoft.com/office/word/2010/wordml" xmlns:w15="http://schemas.microsoft.com/office/word/2012/wordml" xmlns:w16cex="http://schemas.microsoft.com/office/word/2018/wordml/cex" xmlns:w16cid="http://schemas.microsoft.com/office/word/2016/wordml/cid" xmlns:w16="http://schemas.microsoft.com/office/word/2018/wordml" xmlns:w16du="http://schemas.microsoft.com/office/word/2023/wordml/word16du" xmlns:w16sdtdh="http://schemas.microsoft.com/office/word/2020/wordml/sdtdatahash" xmlns:w16sdtfl="http://schemas.microsoft.com/office/word/2024/wordml/sdtformatlock" xmlns:w16se="http://schemas.microsoft.com/office/word/2015/wordml/symex" mc:Ignorable="w14 w15 w16se w16cid w16 w16cex w16sdtdh w16sdtfl w16du">
   <w:docDefaults>
     <w:rPrDefault>
       <w:rPr>
@@ -2854,6 +2998,23 @@
     <w:uiPriority w:val="99"/>
     <w:rsid w:val="000A6412"/>
   </w:style>
+  <w:style w:type="paragraph" w:styleId="NormalWeb">
+    <w:name w:val="Normal (Web)"/>
+    <w:basedOn w:val="Normal"/>
+    <w:uiPriority w:val="99"/>
+    <w:semiHidden/>
+    <w:unhideWhenUsed/>
+    <w:rsid w:val="00825059"/>
+    <w:pPr>
+      <w:spacing w:before="100" w:beforeAutospacing="1" w:after="100" w:afterAutospacing="1" w:line="240" w:lineRule="auto"/>
+    </w:pPr>
+    <w:rPr>
+      <w:rFonts w:ascii="Times New Roman" w:eastAsia="Times New Roman" w:hAnsi="Times New Roman" w:cs="Times New Roman"/>
+      <w:kern w:val="0"/>
+      <w:lang w:val="en-CA" w:eastAsia="en-CA"/>
+      <w14:ligatures w14:val="none"/>
+    </w:rPr>
+  </w:style>
 </w:styles>
 </file>
 

--- a/eCommerce Proposal.docx
+++ b/eCommerce Proposal.docx
@@ -402,6 +402,7 @@
                                   <w:dataBinding w:prefixMappings="xmlns:ns0='http://purl.org/dc/elements/1.1/' xmlns:ns1='http://schemas.openxmlformats.org/package/2006/metadata/core-properties' " w:xpath="/ns1:coreProperties[1]/ns0:subject[1]" w:storeItemID="{6C3C8BC8-F283-45AE-878A-BAB7291924A1}"/>
                                   <w:text/>
                                 </w:sdtPr>
+                                <w:sdtEndPr/>
                                 <w:sdtContent>
                                   <w:p>
                                     <w:pPr>
@@ -621,6 +622,7 @@
                                   <w:dataBinding w:prefixMappings="xmlns:ns0='http://purl.org/dc/elements/1.1/' xmlns:ns1='http://schemas.openxmlformats.org/package/2006/metadata/core-properties' " w:xpath="/ns1:coreProperties[1]/ns0:creator[1]" w:storeItemID="{6C3C8BC8-F283-45AE-878A-BAB7291924A1}"/>
                                   <w:text/>
                                 </w:sdtPr>
+                                <w:sdtEndPr/>
                                 <w:sdtContent>
                                   <w:p>
                                     <w:pPr>
@@ -909,6 +911,7 @@
                                     <w:dataBinding w:prefixMappings="xmlns:ns0='http://schemas.microsoft.com/office/2006/coverPageProps' " w:xpath="/ns0:CoverPageProperties[1]/ns0:Abstract[1]" w:storeItemID="{55AF091B-3C7A-41E3-B477-F2FDAA23CFDA}"/>
                                     <w:text w:multiLine="1"/>
                                   </w:sdtPr>
+                                  <w:sdtEndPr/>
                                   <w:sdtContent>
                                     <w:r>
                                       <w:rPr>
